--- a/storage/app/templates/Template_Proposal.docx
+++ b/storage/app/templates/Template_Proposal.docx
@@ -670,74 +670,9 @@
         <w:ind w:left="285"/>
       </w:pPr>
       <w:r>
-        <w:t>Nama</w:t>
-      </w:r>
-      <w:r>
-        <w:rPr>
-          <w:spacing w:val="-2"/>
-        </w:rPr>
-        <w:t xml:space="preserve"> Lengkap</w:t>
-      </w:r>
-      <w:r>
+        <w:t>Nama Lengkap</w:t>
         <w:tab/>
-        <w:t>:</w:t>
-      </w:r>
-      <w:r>
-        <w:rPr>
-          <w:spacing w:val="-7"/>
-        </w:rPr>
-        <w:t xml:space="preserve"> </w:t>
-      </w:r>
-      <w:r>
-        <w:t>(Tulis</w:t>
-      </w:r>
-      <w:r>
-        <w:rPr>
-          <w:spacing w:val="-4"/>
-        </w:rPr>
-        <w:t xml:space="preserve"> </w:t>
-      </w:r>
-      <w:r>
-        <w:t>nama</w:t>
-      </w:r>
-      <w:r>
-        <w:rPr>
-          <w:spacing w:val="-3"/>
-        </w:rPr>
-        <w:t xml:space="preserve"> </w:t>
-      </w:r>
-      <w:r>
-        <w:t>ketua</w:t>
-      </w:r>
-      <w:r>
-        <w:rPr>
-          <w:spacing w:val="-3"/>
-        </w:rPr>
-        <w:t xml:space="preserve"> </w:t>
-      </w:r>
-      <w:r>
-        <w:t>pengusul</w:t>
-      </w:r>
-      <w:r>
-        <w:rPr>
-          <w:spacing w:val="-3"/>
-        </w:rPr>
-        <w:t xml:space="preserve"> </w:t>
-      </w:r>
-      <w:r>
-        <w:t>beserta</w:t>
-      </w:r>
-      <w:r>
-        <w:rPr>
-          <w:spacing w:val="-4"/>
-        </w:rPr>
-        <w:t xml:space="preserve"> </w:t>
-      </w:r>
-      <w:r>
-        <w:rPr>
-          <w:spacing w:val="-2"/>
-        </w:rPr>
-        <w:t>gelar)</w:t>
+        <w:t>: ${NAMA_KETUA}</w:t>
       </w:r>
     </w:p>
     <w:p>
@@ -750,53 +685,9 @@
         <w:ind w:left="285"/>
       </w:pPr>
       <w:r>
-        <w:rPr>
-          <w:spacing w:val="-4"/>
-        </w:rPr>
         <w:t>NIDN</w:t>
-      </w:r>
-      <w:r>
         <w:tab/>
-        <w:t>:</w:t>
-      </w:r>
-      <w:r>
-        <w:rPr>
-          <w:spacing w:val="-8"/>
-        </w:rPr>
-        <w:t xml:space="preserve"> </w:t>
-      </w:r>
-      <w:r>
-        <w:t>(Tulis</w:t>
-      </w:r>
-      <w:r>
-        <w:rPr>
-          <w:spacing w:val="-5"/>
-        </w:rPr>
-        <w:t xml:space="preserve"> </w:t>
-      </w:r>
-      <w:r>
-        <w:t>NIDN</w:t>
-      </w:r>
-      <w:r>
-        <w:rPr>
-          <w:spacing w:val="-4"/>
-        </w:rPr>
-        <w:t xml:space="preserve"> </w:t>
-      </w:r>
-      <w:r>
-        <w:t>ketua</w:t>
-      </w:r>
-      <w:r>
-        <w:rPr>
-          <w:spacing w:val="-4"/>
-        </w:rPr>
-        <w:t xml:space="preserve"> </w:t>
-      </w:r>
-      <w:r>
-        <w:rPr>
-          <w:spacing w:val="-2"/>
-        </w:rPr>
-        <w:t>pengusul)</w:t>
+        <w:t>: ${NIDN_KETUA}</w:t>
       </w:r>
     </w:p>
     <w:p>
@@ -809,79 +700,9 @@
         <w:ind w:left="285"/>
       </w:pPr>
       <w:r>
-        <w:t>Jabatan</w:t>
-      </w:r>
-      <w:r>
-        <w:rPr>
-          <w:spacing w:val="-2"/>
-        </w:rPr>
-        <w:t xml:space="preserve"> Fungsional</w:t>
-      </w:r>
-      <w:r>
+        <w:t>Jabatan Fungsional</w:t>
         <w:tab/>
-      </w:r>
-      <w:r>
-        <w:rPr>
-          <w:spacing w:val="-2"/>
-        </w:rPr>
-        <w:t>:</w:t>
-      </w:r>
-      <w:r>
-        <w:rPr>
-          <w:spacing w:val="-5"/>
-        </w:rPr>
-        <w:t xml:space="preserve"> </w:t>
-      </w:r>
-      <w:r>
-        <w:rPr>
-          <w:spacing w:val="-2"/>
-        </w:rPr>
-        <w:t>(Tulis</w:t>
-      </w:r>
-      <w:r>
-        <w:rPr>
-          <w:spacing w:val="-6"/>
-        </w:rPr>
-        <w:t xml:space="preserve"> </w:t>
-      </w:r>
-      <w:r>
-        <w:rPr>
-          <w:spacing w:val="-2"/>
-        </w:rPr>
-        <w:t>Jabatan</w:t>
-      </w:r>
-      <w:r>
-        <w:rPr>
-          <w:spacing w:val="-9"/>
-        </w:rPr>
-        <w:t xml:space="preserve"> </w:t>
-      </w:r>
-      <w:r>
-        <w:rPr>
-          <w:spacing w:val="-2"/>
-        </w:rPr>
-        <w:t>Fungsional</w:t>
-      </w:r>
-      <w:r>
-        <w:rPr>
-          <w:spacing w:val="-6"/>
-        </w:rPr>
-        <w:t xml:space="preserve"> </w:t>
-      </w:r>
-      <w:r>
-        <w:rPr>
-          <w:spacing w:val="-2"/>
-        </w:rPr>
-        <w:t>ketua</w:t>
-      </w:r>
-      <w:r>
-        <w:t xml:space="preserve"> </w:t>
-      </w:r>
-      <w:r>
-        <w:rPr>
-          <w:spacing w:val="-2"/>
-        </w:rPr>
-        <w:t>pengusul)</w:t>
+        <w:t>: ${JABATAN_KETUA}</w:t>
       </w:r>
     </w:p>
     <w:p>
@@ -894,65 +715,9 @@
         <w:ind w:left="285"/>
       </w:pPr>
       <w:r>
-        <w:t>Program</w:t>
-      </w:r>
-      <w:r>
-        <w:rPr>
-          <w:spacing w:val="-3"/>
-        </w:rPr>
-        <w:t xml:space="preserve"> </w:t>
-      </w:r>
-      <w:r>
-        <w:rPr>
-          <w:spacing w:val="-2"/>
-        </w:rPr>
-        <w:t>Studi</w:t>
-      </w:r>
-      <w:r>
+        <w:t>Program Studi</w:t>
         <w:tab/>
-        <w:t>:</w:t>
-      </w:r>
-      <w:r>
-        <w:rPr>
-          <w:spacing w:val="-7"/>
-        </w:rPr>
-        <w:t xml:space="preserve"> </w:t>
-      </w:r>
-      <w:r>
-        <w:t>(Tulis</w:t>
-      </w:r>
-      <w:r>
-        <w:rPr>
-          <w:spacing w:val="-7"/>
-        </w:rPr>
-        <w:t xml:space="preserve"> </w:t>
-      </w:r>
-      <w:r>
-        <w:t>Program</w:t>
-      </w:r>
-      <w:r>
-        <w:rPr>
-          <w:spacing w:val="-3"/>
-        </w:rPr>
-        <w:t xml:space="preserve"> </w:t>
-      </w:r>
-      <w:r>
-        <w:t>Studi</w:t>
-      </w:r>
-      <w:r>
-        <w:rPr>
-          <w:spacing w:val="-2"/>
-        </w:rPr>
-        <w:t xml:space="preserve"> </w:t>
-      </w:r>
-      <w:r>
-        <w:t>ketua</w:t>
-      </w:r>
-      <w:r>
-        <w:rPr>
-          <w:spacing w:val="-2"/>
-        </w:rPr>
-        <w:t xml:space="preserve"> pengusul)</w:t>
+        <w:t>: ${PRODI_KETUA}</w:t>
       </w:r>
     </w:p>
     <w:p>
@@ -965,62 +730,9 @@
         <w:ind w:left="285"/>
       </w:pPr>
       <w:r>
-        <w:t>Nomor</w:t>
-      </w:r>
-      <w:r>
-        <w:rPr>
-          <w:spacing w:val="-1"/>
-        </w:rPr>
-        <w:t xml:space="preserve"> </w:t>
-      </w:r>
-      <w:r>
-        <w:rPr>
-          <w:spacing w:val="-5"/>
-        </w:rPr>
-        <w:t>HP</w:t>
-      </w:r>
-      <w:r>
+        <w:t>Nomor HP</w:t>
         <w:tab/>
-        <w:t>:</w:t>
-      </w:r>
-      <w:r>
-        <w:rPr>
-          <w:spacing w:val="-7"/>
-        </w:rPr>
-        <w:t xml:space="preserve"> </w:t>
-      </w:r>
-      <w:r>
-        <w:t>(Tulis</w:t>
-      </w:r>
-      <w:r>
-        <w:rPr>
-          <w:spacing w:val="-5"/>
-        </w:rPr>
-        <w:t xml:space="preserve"> </w:t>
-      </w:r>
-      <w:r>
-        <w:t>HP</w:t>
-      </w:r>
-      <w:r>
-        <w:rPr>
-          <w:spacing w:val="-13"/>
-        </w:rPr>
-        <w:t xml:space="preserve"> </w:t>
-      </w:r>
-      <w:r>
-        <w:t>ketua</w:t>
-      </w:r>
-      <w:r>
-        <w:rPr>
-          <w:spacing w:val="-3"/>
-        </w:rPr>
-        <w:t xml:space="preserve"> </w:t>
-      </w:r>
-      <w:r>
-        <w:rPr>
-          <w:spacing w:val="-2"/>
-        </w:rPr>
-        <w:t>pengusul)</w:t>
+        <w:t>: ${HP_KETUA}</w:t>
       </w:r>
     </w:p>
     <w:p>
@@ -1033,74 +745,9 @@
         <w:ind w:left="285"/>
       </w:pPr>
       <w:r>
-        <w:t>Alamat</w:t>
-      </w:r>
-      <w:r>
-        <w:rPr>
-          <w:spacing w:val="-2"/>
-        </w:rPr>
-        <w:t xml:space="preserve"> </w:t>
-      </w:r>
-      <w:r>
-        <w:t>surel</w:t>
-      </w:r>
-      <w:r>
-        <w:rPr>
-          <w:spacing w:val="-2"/>
-        </w:rPr>
-        <w:t xml:space="preserve"> </w:t>
-      </w:r>
-      <w:r>
-        <w:t>(e-</w:t>
-      </w:r>
-      <w:r>
-        <w:rPr>
-          <w:spacing w:val="-2"/>
-        </w:rPr>
-        <w:t>mail)</w:t>
-      </w:r>
-      <w:r>
+        <w:t>Alamat surel (e-mail)</w:t>
         <w:tab/>
-        <w:t>:</w:t>
-      </w:r>
-      <w:r>
-        <w:rPr>
-          <w:spacing w:val="-7"/>
-        </w:rPr>
-        <w:t xml:space="preserve"> </w:t>
-      </w:r>
-      <w:r>
-        <w:t>(Tulis</w:t>
-      </w:r>
-      <w:r>
-        <w:rPr>
-          <w:spacing w:val="-5"/>
-        </w:rPr>
-        <w:t xml:space="preserve"> </w:t>
-      </w:r>
-      <w:r>
-        <w:t>surel</w:t>
-      </w:r>
-      <w:r>
-        <w:rPr>
-          <w:spacing w:val="-3"/>
-        </w:rPr>
-        <w:t xml:space="preserve"> </w:t>
-      </w:r>
-      <w:r>
-        <w:t>ketua</w:t>
-      </w:r>
-      <w:r>
-        <w:rPr>
-          <w:spacing w:val="-4"/>
-        </w:rPr>
-        <w:t xml:space="preserve"> </w:t>
-      </w:r>
-      <w:r>
-        <w:rPr>
-          <w:spacing w:val="-2"/>
-        </w:rPr>
-        <w:t>pengusul)</w:t>
+        <w:t>: ${EMAIL_KETUA}</w:t>
       </w:r>
     </w:p>
     <w:p>
@@ -1143,56 +790,9 @@
         <w:ind w:left="285"/>
       </w:pPr>
       <w:r>
-        <w:t>Nama</w:t>
-      </w:r>
-      <w:r>
-        <w:rPr>
-          <w:spacing w:val="-2"/>
-        </w:rPr>
-        <w:t xml:space="preserve"> Lengkap</w:t>
-      </w:r>
-      <w:r>
+        <w:t>Nama Lengkap</w:t>
         <w:tab/>
-        <w:t>:</w:t>
-      </w:r>
-      <w:r>
-        <w:rPr>
-          <w:spacing w:val="-7"/>
-        </w:rPr>
-        <w:t xml:space="preserve"> </w:t>
-      </w:r>
-      <w:r>
-        <w:t>(Tulis</w:t>
-      </w:r>
-      <w:r>
-        <w:rPr>
-          <w:spacing w:val="-5"/>
-        </w:rPr>
-        <w:t xml:space="preserve"> </w:t>
-      </w:r>
-      <w:r>
-        <w:t>nama</w:t>
-      </w:r>
-      <w:r>
-        <w:rPr>
-          <w:spacing w:val="-3"/>
-        </w:rPr>
-        <w:t xml:space="preserve"> </w:t>
-      </w:r>
-      <w:r>
-        <w:t>anggota</w:t>
-      </w:r>
-      <w:r>
-        <w:rPr>
-          <w:spacing w:val="-4"/>
-        </w:rPr>
-        <w:t xml:space="preserve"> </w:t>
-      </w:r>
-      <w:r>
-        <w:rPr>
-          <w:spacing w:val="-2"/>
-        </w:rPr>
-        <w:t>pengusul)</w:t>
+        <w:t>: ${NAMA_ANGGOTA}</w:t>
       </w:r>
     </w:p>
     <w:p>
@@ -1205,53 +805,9 @@
         <w:ind w:left="285"/>
       </w:pPr>
       <w:r>
-        <w:rPr>
-          <w:spacing w:val="-4"/>
-        </w:rPr>
         <w:t>NIDN</w:t>
-      </w:r>
-      <w:r>
         <w:tab/>
-        <w:t>:</w:t>
-      </w:r>
-      <w:r>
-        <w:rPr>
-          <w:spacing w:val="-8"/>
-        </w:rPr>
-        <w:t xml:space="preserve"> </w:t>
-      </w:r>
-      <w:r>
-        <w:t>(Tulis</w:t>
-      </w:r>
-      <w:r>
-        <w:rPr>
-          <w:spacing w:val="-5"/>
-        </w:rPr>
-        <w:t xml:space="preserve"> </w:t>
-      </w:r>
-      <w:r>
-        <w:t>NIDN</w:t>
-      </w:r>
-      <w:r>
-        <w:rPr>
-          <w:spacing w:val="-5"/>
-        </w:rPr>
-        <w:t xml:space="preserve"> </w:t>
-      </w:r>
-      <w:r>
-        <w:t>anggota</w:t>
-      </w:r>
-      <w:r>
-        <w:rPr>
-          <w:spacing w:val="-4"/>
-        </w:rPr>
-        <w:t xml:space="preserve"> </w:t>
-      </w:r>
-      <w:r>
-        <w:rPr>
-          <w:spacing w:val="-2"/>
-        </w:rPr>
-        <w:t>pengusul)</w:t>
+        <w:t>: ${NIDN_ANGGOTA}</w:t>
       </w:r>
     </w:p>
     <w:p>
@@ -1264,79 +820,9 @@
         <w:ind w:left="285"/>
       </w:pPr>
       <w:r>
-        <w:t>Jabatan</w:t>
-      </w:r>
-      <w:r>
-        <w:rPr>
-          <w:spacing w:val="-2"/>
-        </w:rPr>
-        <w:t xml:space="preserve"> Fungsional</w:t>
-      </w:r>
-      <w:r>
+        <w:t>Jabatan Fungsional</w:t>
         <w:tab/>
-      </w:r>
-      <w:r>
-        <w:rPr>
-          <w:spacing w:val="-2"/>
-        </w:rPr>
-        <w:t>:</w:t>
-      </w:r>
-      <w:r>
-        <w:rPr>
-          <w:spacing w:val="-4"/>
-        </w:rPr>
-        <w:t xml:space="preserve"> </w:t>
-      </w:r>
-      <w:r>
-        <w:rPr>
-          <w:spacing w:val="-2"/>
-        </w:rPr>
-        <w:t>(Tulis</w:t>
-      </w:r>
-      <w:r>
-        <w:rPr>
-          <w:spacing w:val="-5"/>
-        </w:rPr>
-        <w:t xml:space="preserve"> </w:t>
-      </w:r>
-      <w:r>
-        <w:rPr>
-          <w:spacing w:val="-2"/>
-        </w:rPr>
-        <w:t>Jabatan</w:t>
-      </w:r>
-      <w:r>
-        <w:rPr>
-          <w:spacing w:val="-8"/>
-        </w:rPr>
-        <w:t xml:space="preserve"> </w:t>
-      </w:r>
-      <w:r>
-        <w:rPr>
-          <w:spacing w:val="-2"/>
-        </w:rPr>
-        <w:t>Fungsional</w:t>
-      </w:r>
-      <w:r>
-        <w:rPr>
-          <w:spacing w:val="-5"/>
-        </w:rPr>
-        <w:t xml:space="preserve"> </w:t>
-      </w:r>
-      <w:r>
-        <w:rPr>
-          <w:spacing w:val="-2"/>
-        </w:rPr>
-        <w:t>anggota</w:t>
-      </w:r>
-      <w:r>
-        <w:t xml:space="preserve"> </w:t>
-      </w:r>
-      <w:r>
-        <w:rPr>
-          <w:spacing w:val="-2"/>
-        </w:rPr>
-        <w:t>pengusul)</w:t>
+        <w:t>: ${JABATAN_ANGGOTA}</w:t>
       </w:r>
     </w:p>
     <w:p>
@@ -1349,65 +835,9 @@
         <w:ind w:left="285"/>
       </w:pPr>
       <w:r>
-        <w:t>Program</w:t>
-      </w:r>
-      <w:r>
-        <w:rPr>
-          <w:spacing w:val="-3"/>
-        </w:rPr>
-        <w:t xml:space="preserve"> </w:t>
-      </w:r>
-      <w:r>
-        <w:rPr>
-          <w:spacing w:val="-2"/>
-        </w:rPr>
-        <w:t>Studi</w:t>
-      </w:r>
-      <w:r>
+        <w:t>Program Studi</w:t>
         <w:tab/>
-        <w:t>:</w:t>
-      </w:r>
-      <w:r>
-        <w:rPr>
-          <w:spacing w:val="-7"/>
-        </w:rPr>
-        <w:t xml:space="preserve"> </w:t>
-      </w:r>
-      <w:r>
-        <w:t>(Tulis</w:t>
-      </w:r>
-      <w:r>
-        <w:rPr>
-          <w:spacing w:val="-7"/>
-        </w:rPr>
-        <w:t xml:space="preserve"> </w:t>
-      </w:r>
-      <w:r>
-        <w:t>Program</w:t>
-      </w:r>
-      <w:r>
-        <w:rPr>
-          <w:spacing w:val="-3"/>
-        </w:rPr>
-        <w:t xml:space="preserve"> </w:t>
-      </w:r>
-      <w:r>
-        <w:t>Studi</w:t>
-      </w:r>
-      <w:r>
-        <w:rPr>
-          <w:spacing w:val="-2"/>
-        </w:rPr>
-        <w:t xml:space="preserve"> </w:t>
-      </w:r>
-      <w:r>
-        <w:t>anggota</w:t>
-      </w:r>
-      <w:r>
-        <w:rPr>
-          <w:spacing w:val="-2"/>
-        </w:rPr>
-        <w:t xml:space="preserve"> pengusul)</w:t>
+        <w:t>: ${PRODI_ANGGOTA}</w:t>
       </w:r>
     </w:p>
     <w:p>
@@ -1450,56 +880,9 @@
         <w:ind w:left="285"/>
       </w:pPr>
       <w:r>
-        <w:t>Nama</w:t>
-      </w:r>
-      <w:r>
-        <w:rPr>
-          <w:spacing w:val="-2"/>
-        </w:rPr>
-        <w:t xml:space="preserve"> Lengkap</w:t>
-      </w:r>
-      <w:r>
+        <w:t>Nama Lengkap</w:t>
         <w:tab/>
-        <w:t>:</w:t>
-      </w:r>
-      <w:r>
-        <w:rPr>
-          <w:spacing w:val="-7"/>
-        </w:rPr>
-        <w:t xml:space="preserve"> </w:t>
-      </w:r>
-      <w:r>
-        <w:t>(Tulis</w:t>
-      </w:r>
-      <w:r>
-        <w:rPr>
-          <w:spacing w:val="-5"/>
-        </w:rPr>
-        <w:t xml:space="preserve"> </w:t>
-      </w:r>
-      <w:r>
-        <w:t>nama</w:t>
-      </w:r>
-      <w:r>
-        <w:rPr>
-          <w:spacing w:val="-3"/>
-        </w:rPr>
-        <w:t xml:space="preserve"> </w:t>
-      </w:r>
-      <w:r>
-        <w:t>anggota</w:t>
-      </w:r>
-      <w:r>
-        <w:rPr>
-          <w:spacing w:val="-4"/>
-        </w:rPr>
-        <w:t xml:space="preserve"> </w:t>
-      </w:r>
-      <w:r>
-        <w:rPr>
-          <w:spacing w:val="-2"/>
-        </w:rPr>
-        <w:t>pengusul)</w:t>
+        <w:t>: ${NAMA_ANGGOTA}</w:t>
       </w:r>
     </w:p>
     <w:p>
@@ -1512,53 +895,9 @@
         <w:ind w:left="285"/>
       </w:pPr>
       <w:r>
-        <w:rPr>
-          <w:spacing w:val="-4"/>
-        </w:rPr>
         <w:t>NIDN</w:t>
-      </w:r>
-      <w:r>
         <w:tab/>
-        <w:t>:</w:t>
-      </w:r>
-      <w:r>
-        <w:rPr>
-          <w:spacing w:val="-7"/>
-        </w:rPr>
-        <w:t xml:space="preserve"> </w:t>
-      </w:r>
-      <w:r>
-        <w:t>(Tulis</w:t>
-      </w:r>
-      <w:r>
-        <w:rPr>
-          <w:spacing w:val="-5"/>
-        </w:rPr>
-        <w:t xml:space="preserve"> </w:t>
-      </w:r>
-      <w:r>
-        <w:t>anggota</w:t>
-      </w:r>
-      <w:r>
-        <w:rPr>
-          <w:spacing w:val="-4"/>
-        </w:rPr>
-        <w:t xml:space="preserve"> </w:t>
-      </w:r>
-      <w:r>
-        <w:t>anggota</w:t>
-      </w:r>
-      <w:r>
-        <w:rPr>
-          <w:spacing w:val="-5"/>
-        </w:rPr>
-        <w:t xml:space="preserve"> </w:t>
-      </w:r>
-      <w:r>
-        <w:rPr>
-          <w:spacing w:val="-2"/>
-        </w:rPr>
-        <w:t>pengusul)</w:t>
+        <w:t>: ${NIDN_ANGGOTA}</w:t>
       </w:r>
     </w:p>
     <w:p>
@@ -1571,79 +910,9 @@
         <w:ind w:left="285"/>
       </w:pPr>
       <w:r>
-        <w:t>Jabatan</w:t>
-      </w:r>
-      <w:r>
-        <w:rPr>
-          <w:spacing w:val="-2"/>
-        </w:rPr>
-        <w:t xml:space="preserve"> Fungsional</w:t>
-      </w:r>
-      <w:r>
+        <w:t>Jabatan Fungsional</w:t>
         <w:tab/>
-      </w:r>
-      <w:r>
-        <w:rPr>
-          <w:spacing w:val="-2"/>
-        </w:rPr>
-        <w:t>:</w:t>
-      </w:r>
-      <w:r>
-        <w:rPr>
-          <w:spacing w:val="-4"/>
-        </w:rPr>
-        <w:t xml:space="preserve"> </w:t>
-      </w:r>
-      <w:r>
-        <w:rPr>
-          <w:spacing w:val="-2"/>
-        </w:rPr>
-        <w:t>(Tulis</w:t>
-      </w:r>
-      <w:r>
-        <w:rPr>
-          <w:spacing w:val="-5"/>
-        </w:rPr>
-        <w:t xml:space="preserve"> </w:t>
-      </w:r>
-      <w:r>
-        <w:rPr>
-          <w:spacing w:val="-2"/>
-        </w:rPr>
-        <w:t>Jabatan</w:t>
-      </w:r>
-      <w:r>
-        <w:rPr>
-          <w:spacing w:val="-8"/>
-        </w:rPr>
-        <w:t xml:space="preserve"> </w:t>
-      </w:r>
-      <w:r>
-        <w:rPr>
-          <w:spacing w:val="-2"/>
-        </w:rPr>
-        <w:t>Fungsional</w:t>
-      </w:r>
-      <w:r>
-        <w:rPr>
-          <w:spacing w:val="-5"/>
-        </w:rPr>
-        <w:t xml:space="preserve"> </w:t>
-      </w:r>
-      <w:r>
-        <w:rPr>
-          <w:spacing w:val="-2"/>
-        </w:rPr>
-        <w:t>anggota</w:t>
-      </w:r>
-      <w:r>
-        <w:t xml:space="preserve"> </w:t>
-      </w:r>
-      <w:r>
-        <w:rPr>
-          <w:spacing w:val="-2"/>
-        </w:rPr>
-        <w:t>pengusul)</w:t>
+        <w:t>: ${JABATAN_ANGGOTA}</w:t>
       </w:r>
     </w:p>
     <w:p>
@@ -1656,65 +925,9 @@
         <w:ind w:left="285"/>
       </w:pPr>
       <w:r>
-        <w:t>Program</w:t>
-      </w:r>
-      <w:r>
-        <w:rPr>
-          <w:spacing w:val="-3"/>
-        </w:rPr>
-        <w:t xml:space="preserve"> </w:t>
-      </w:r>
-      <w:r>
-        <w:rPr>
-          <w:spacing w:val="-2"/>
-        </w:rPr>
-        <w:t>Studi</w:t>
-      </w:r>
-      <w:r>
+        <w:t>Program Studi</w:t>
         <w:tab/>
-        <w:t>:</w:t>
-      </w:r>
-      <w:r>
-        <w:rPr>
-          <w:spacing w:val="-7"/>
-        </w:rPr>
-        <w:t xml:space="preserve"> </w:t>
-      </w:r>
-      <w:r>
-        <w:t>(Tulis</w:t>
-      </w:r>
-      <w:r>
-        <w:rPr>
-          <w:spacing w:val="-7"/>
-        </w:rPr>
-        <w:t xml:space="preserve"> </w:t>
-      </w:r>
-      <w:r>
-        <w:t>Program</w:t>
-      </w:r>
-      <w:r>
-        <w:rPr>
-          <w:spacing w:val="-3"/>
-        </w:rPr>
-        <w:t xml:space="preserve"> </w:t>
-      </w:r>
-      <w:r>
-        <w:t>Studi</w:t>
-      </w:r>
-      <w:r>
-        <w:rPr>
-          <w:spacing w:val="-2"/>
-        </w:rPr>
-        <w:t xml:space="preserve"> </w:t>
-      </w:r>
-      <w:r>
-        <w:t>anggota</w:t>
-      </w:r>
-      <w:r>
-        <w:rPr>
-          <w:spacing w:val="-2"/>
-        </w:rPr>
-        <w:t xml:space="preserve"> pengusul)</w:t>
+        <w:t>: ${PRODI_ANGGOTA}</w:t>
       </w:r>
     </w:p>
     <w:p>
@@ -1757,56 +970,9 @@
         <w:ind w:left="285"/>
       </w:pPr>
       <w:r>
-        <w:t>Nama</w:t>
-      </w:r>
-      <w:r>
-        <w:rPr>
-          <w:spacing w:val="-2"/>
-        </w:rPr>
-        <w:t xml:space="preserve"> Lengkap</w:t>
-      </w:r>
-      <w:r>
+        <w:t>Nama Lengkap</w:t>
         <w:tab/>
-        <w:t>:</w:t>
-      </w:r>
-      <w:r>
-        <w:rPr>
-          <w:spacing w:val="-7"/>
-        </w:rPr>
-        <w:t xml:space="preserve"> </w:t>
-      </w:r>
-      <w:r>
-        <w:t>(Tulis</w:t>
-      </w:r>
-      <w:r>
-        <w:rPr>
-          <w:spacing w:val="-5"/>
-        </w:rPr>
-        <w:t xml:space="preserve"> </w:t>
-      </w:r>
-      <w:r>
-        <w:t>nama</w:t>
-      </w:r>
-      <w:r>
-        <w:rPr>
-          <w:spacing w:val="-3"/>
-        </w:rPr>
-        <w:t xml:space="preserve"> </w:t>
-      </w:r>
-      <w:r>
-        <w:t>anggota</w:t>
-      </w:r>
-      <w:r>
-        <w:rPr>
-          <w:spacing w:val="-4"/>
-        </w:rPr>
-        <w:t xml:space="preserve"> </w:t>
-      </w:r>
-      <w:r>
-        <w:rPr>
-          <w:spacing w:val="-2"/>
-        </w:rPr>
-        <w:t>pengusul)</w:t>
+        <w:t>: ${NAMA_ANGGOTA}</w:t>
       </w:r>
     </w:p>
     <w:p>
@@ -1819,53 +985,9 @@
         <w:ind w:left="285"/>
       </w:pPr>
       <w:r>
-        <w:rPr>
-          <w:spacing w:val="-4"/>
-        </w:rPr>
         <w:t>NIDN</w:t>
-      </w:r>
-      <w:r>
         <w:tab/>
-        <w:t>:</w:t>
-      </w:r>
-      <w:r>
-        <w:rPr>
-          <w:spacing w:val="-8"/>
-        </w:rPr>
-        <w:t xml:space="preserve"> </w:t>
-      </w:r>
-      <w:r>
-        <w:t>(Tulis</w:t>
-      </w:r>
-      <w:r>
-        <w:rPr>
-          <w:spacing w:val="-5"/>
-        </w:rPr>
-        <w:t xml:space="preserve"> </w:t>
-      </w:r>
-      <w:r>
-        <w:t>NIDN</w:t>
-      </w:r>
-      <w:r>
-        <w:rPr>
-          <w:spacing w:val="-5"/>
-        </w:rPr>
-        <w:t xml:space="preserve"> </w:t>
-      </w:r>
-      <w:r>
-        <w:t>anggota</w:t>
-      </w:r>
-      <w:r>
-        <w:rPr>
-          <w:spacing w:val="-4"/>
-        </w:rPr>
-        <w:t xml:space="preserve"> </w:t>
-      </w:r>
-      <w:r>
-        <w:rPr>
-          <w:spacing w:val="-2"/>
-        </w:rPr>
-        <w:t>pengusul)</w:t>
+        <w:t>: ${NIDN_ANGGOTA}</w:t>
       </w:r>
     </w:p>
     <w:p>
@@ -1878,79 +1000,9 @@
         <w:ind w:left="285"/>
       </w:pPr>
       <w:r>
-        <w:t>Jabatan</w:t>
-      </w:r>
-      <w:r>
-        <w:rPr>
-          <w:spacing w:val="-2"/>
-        </w:rPr>
-        <w:t xml:space="preserve"> Fungsional</w:t>
-      </w:r>
-      <w:r>
+        <w:t>Jabatan Fungsional</w:t>
         <w:tab/>
-      </w:r>
-      <w:r>
-        <w:rPr>
-          <w:spacing w:val="-2"/>
-        </w:rPr>
-        <w:t>:</w:t>
-      </w:r>
-      <w:r>
-        <w:rPr>
-          <w:spacing w:val="-4"/>
-        </w:rPr>
-        <w:t xml:space="preserve"> </w:t>
-      </w:r>
-      <w:r>
-        <w:rPr>
-          <w:spacing w:val="-2"/>
-        </w:rPr>
-        <w:t>(Tulis</w:t>
-      </w:r>
-      <w:r>
-        <w:rPr>
-          <w:spacing w:val="-5"/>
-        </w:rPr>
-        <w:t xml:space="preserve"> </w:t>
-      </w:r>
-      <w:r>
-        <w:rPr>
-          <w:spacing w:val="-2"/>
-        </w:rPr>
-        <w:t>Jabatan</w:t>
-      </w:r>
-      <w:r>
-        <w:rPr>
-          <w:spacing w:val="-8"/>
-        </w:rPr>
-        <w:t xml:space="preserve"> </w:t>
-      </w:r>
-      <w:r>
-        <w:rPr>
-          <w:spacing w:val="-2"/>
-        </w:rPr>
-        <w:t>Fungsional</w:t>
-      </w:r>
-      <w:r>
-        <w:rPr>
-          <w:spacing w:val="-5"/>
-        </w:rPr>
-        <w:t xml:space="preserve"> </w:t>
-      </w:r>
-      <w:r>
-        <w:rPr>
-          <w:spacing w:val="-2"/>
-        </w:rPr>
-        <w:t>anggota</w:t>
-      </w:r>
-      <w:r>
-        <w:t xml:space="preserve"> </w:t>
-      </w:r>
-      <w:r>
-        <w:rPr>
-          <w:spacing w:val="-2"/>
-        </w:rPr>
-        <w:t>pengusul)</w:t>
+        <w:t>: ${JABATAN_ANGGOTA}</w:t>
       </w:r>
     </w:p>
     <w:p>
@@ -1963,65 +1015,9 @@
         <w:ind w:left="285"/>
       </w:pPr>
       <w:r>
-        <w:t>Program</w:t>
-      </w:r>
-      <w:r>
-        <w:rPr>
-          <w:spacing w:val="-3"/>
-        </w:rPr>
-        <w:t xml:space="preserve"> </w:t>
-      </w:r>
-      <w:r>
-        <w:rPr>
-          <w:spacing w:val="-2"/>
-        </w:rPr>
-        <w:t>Studi</w:t>
-      </w:r>
-      <w:r>
+        <w:t>Program Studi</w:t>
         <w:tab/>
-        <w:t>:</w:t>
-      </w:r>
-      <w:r>
-        <w:rPr>
-          <w:spacing w:val="-7"/>
-        </w:rPr>
-        <w:t xml:space="preserve"> </w:t>
-      </w:r>
-      <w:r>
-        <w:t>(Tulis</w:t>
-      </w:r>
-      <w:r>
-        <w:rPr>
-          <w:spacing w:val="-7"/>
-        </w:rPr>
-        <w:t xml:space="preserve"> </w:t>
-      </w:r>
-      <w:r>
-        <w:t>Program</w:t>
-      </w:r>
-      <w:r>
-        <w:rPr>
-          <w:spacing w:val="-3"/>
-        </w:rPr>
-        <w:t xml:space="preserve"> </w:t>
-      </w:r>
-      <w:r>
-        <w:t>Studi</w:t>
-      </w:r>
-      <w:r>
-        <w:rPr>
-          <w:spacing w:val="-2"/>
-        </w:rPr>
-        <w:t xml:space="preserve"> </w:t>
-      </w:r>
-      <w:r>
-        <w:t>anggota</w:t>
-      </w:r>
-      <w:r>
-        <w:rPr>
-          <w:spacing w:val="-2"/>
-        </w:rPr>
-        <w:t xml:space="preserve"> pengusul)</w:t>
+        <w:t>: ${PRODI_ANGGOTA}</w:t>
       </w:r>
     </w:p>
     <w:p>
@@ -2073,74 +1069,9 @@
         <w:ind w:left="285"/>
       </w:pPr>
       <w:r>
-        <w:t>Nama</w:t>
-      </w:r>
-      <w:r>
-        <w:rPr>
-          <w:spacing w:val="-4"/>
-        </w:rPr>
-        <w:t xml:space="preserve"> </w:t>
-      </w:r>
-      <w:r>
-        <w:t xml:space="preserve">Institusi </w:t>
-      </w:r>
-      <w:r>
-        <w:rPr>
-          <w:spacing w:val="-2"/>
-        </w:rPr>
-        <w:t>Mitra</w:t>
-      </w:r>
-      <w:r>
+        <w:t>Nama Institusi Mitra</w:t>
         <w:tab/>
-        <w:t>:</w:t>
-      </w:r>
-      <w:r>
-        <w:rPr>
-          <w:spacing w:val="-4"/>
-        </w:rPr>
-        <w:t xml:space="preserve"> </w:t>
-      </w:r>
-      <w:r>
-        <w:t>(Tulis</w:t>
-      </w:r>
-      <w:r>
-        <w:rPr>
-          <w:spacing w:val="-4"/>
-        </w:rPr>
-        <w:t xml:space="preserve"> </w:t>
-      </w:r>
-      <w:r>
-        <w:t>nama</w:t>
-      </w:r>
-      <w:r>
-        <w:rPr>
-          <w:spacing w:val="-2"/>
-        </w:rPr>
-        <w:t xml:space="preserve"> </w:t>
-      </w:r>
-      <w:r>
-        <w:t>mitra</w:t>
-      </w:r>
-      <w:r>
-        <w:rPr>
-          <w:spacing w:val="-4"/>
-        </w:rPr>
-        <w:t xml:space="preserve"> </w:t>
-      </w:r>
-      <w:r>
-        <w:t>jika</w:t>
-      </w:r>
-      <w:r>
-        <w:rPr>
-          <w:spacing w:val="-3"/>
-        </w:rPr>
-        <w:t xml:space="preserve"> </w:t>
-      </w:r>
-      <w:r>
-        <w:rPr>
-          <w:spacing w:val="-4"/>
-        </w:rPr>
-        <w:t>ada)</w:t>
+        <w:t>: ${NAMA_MITRA}</w:t>
       </w:r>
     </w:p>
     <w:p>
@@ -2153,62 +1084,9 @@
         <w:ind w:left="285"/>
       </w:pPr>
       <w:r>
-        <w:rPr>
-          <w:spacing w:val="-2"/>
-        </w:rPr>
         <w:t>Alamat</w:t>
-      </w:r>
-      <w:r>
         <w:tab/>
-        <w:t>:</w:t>
-      </w:r>
-      <w:r>
-        <w:rPr>
-          <w:spacing w:val="-5"/>
-        </w:rPr>
-        <w:t xml:space="preserve"> </w:t>
-      </w:r>
-      <w:r>
-        <w:t>(Tulis</w:t>
-      </w:r>
-      <w:r>
-        <w:rPr>
-          <w:spacing w:val="-4"/>
-        </w:rPr>
-        <w:t xml:space="preserve"> </w:t>
-      </w:r>
-      <w:r>
-        <w:t>alamat</w:t>
-      </w:r>
-      <w:r>
-        <w:rPr>
-          <w:spacing w:val="-2"/>
-        </w:rPr>
-        <w:t xml:space="preserve"> </w:t>
-      </w:r>
-      <w:r>
-        <w:t>mitra</w:t>
-      </w:r>
-      <w:r>
-        <w:rPr>
-          <w:spacing w:val="-4"/>
-        </w:rPr>
-        <w:t xml:space="preserve"> </w:t>
-      </w:r>
-      <w:r>
-        <w:t>jika</w:t>
-      </w:r>
-      <w:r>
-        <w:rPr>
-          <w:spacing w:val="-6"/>
-        </w:rPr>
-        <w:t xml:space="preserve"> </w:t>
-      </w:r>
-      <w:r>
-        <w:rPr>
-          <w:spacing w:val="-4"/>
-        </w:rPr>
-        <w:t>ada)</w:t>
+        <w:t>: ${ALAMAT_MITRA}</w:t>
       </w:r>
     </w:p>
     <w:p>
@@ -2221,47 +1099,9 @@
         <w:ind w:left="285"/>
       </w:pPr>
       <w:r>
-        <w:t>Penanggung</w:t>
-      </w:r>
-      <w:r>
-        <w:rPr>
-          <w:spacing w:val="-4"/>
-        </w:rPr>
-        <w:t xml:space="preserve"> Jawab</w:t>
-      </w:r>
-      <w:r>
+        <w:t>Penanggung Jawab</w:t>
         <w:tab/>
-        <w:t>:</w:t>
-      </w:r>
-      <w:r>
-        <w:rPr>
-          <w:spacing w:val="-6"/>
-        </w:rPr>
-        <w:t xml:space="preserve"> </w:t>
-      </w:r>
-      <w:r>
-        <w:t>(Tulis</w:t>
-      </w:r>
-      <w:r>
-        <w:rPr>
-          <w:spacing w:val="-6"/>
-        </w:rPr>
-        <w:t xml:space="preserve"> </w:t>
-      </w:r>
-      <w:r>
-        <w:t>penanggung</w:t>
-      </w:r>
-      <w:r>
-        <w:rPr>
-          <w:spacing w:val="-3"/>
-        </w:rPr>
-        <w:t xml:space="preserve"> </w:t>
-      </w:r>
-      <w:r>
-        <w:rPr>
-          <w:spacing w:val="-2"/>
-        </w:rPr>
-        <w:t>jawab)</w:t>
+        <w:t>: ${PJ_MITRA}</w:t>
       </w:r>
     </w:p>
     <w:p>
@@ -2495,112 +1335,9 @@
         <w:ind w:left="285"/>
       </w:pPr>
       <w:r>
-        <w:rPr>
-          <w:u w:val="single"/>
-        </w:rPr>
-        <w:t>(Nama</w:t>
-      </w:r>
-      <w:r>
-        <w:rPr>
-          <w:spacing w:val="-4"/>
-          <w:u w:val="single"/>
-        </w:rPr>
-        <w:t xml:space="preserve"> </w:t>
-      </w:r>
-      <w:r>
-        <w:rPr>
-          <w:u w:val="single"/>
-        </w:rPr>
-        <w:t>Ketua</w:t>
-      </w:r>
-      <w:r>
-        <w:rPr>
-          <w:spacing w:val="-1"/>
-          <w:u w:val="single"/>
-        </w:rPr>
-        <w:t xml:space="preserve"> </w:t>
-      </w:r>
-      <w:r>
-        <w:rPr>
-          <w:u w:val="single"/>
-        </w:rPr>
-        <w:t>LPPM</w:t>
-      </w:r>
-      <w:r>
-        <w:rPr>
-          <w:spacing w:val="-1"/>
-          <w:u w:val="single"/>
-        </w:rPr>
-        <w:t xml:space="preserve"> </w:t>
-      </w:r>
-      <w:r>
-        <w:rPr>
-          <w:u w:val="single"/>
-        </w:rPr>
-        <w:t>beserta</w:t>
-      </w:r>
-      <w:r>
-        <w:rPr>
-          <w:spacing w:val="-4"/>
-          <w:u w:val="single"/>
-        </w:rPr>
-        <w:t xml:space="preserve"> </w:t>
-      </w:r>
-      <w:r>
-        <w:rPr>
-          <w:spacing w:val="-2"/>
-          <w:u w:val="single"/>
-        </w:rPr>
-        <w:t>gelar)</w:t>
-      </w:r>
-      <w:r>
+        <w:t>${KETUA_LPPM}</w:t>
         <w:tab/>
-      </w:r>
-      <w:r>
-        <w:rPr>
-          <w:u w:val="single"/>
-        </w:rPr>
-        <w:t>(Nama</w:t>
-      </w:r>
-      <w:r>
-        <w:rPr>
-          <w:spacing w:val="-5"/>
-          <w:u w:val="single"/>
-        </w:rPr>
-        <w:t xml:space="preserve"> </w:t>
-      </w:r>
-      <w:r>
-        <w:rPr>
-          <w:u w:val="single"/>
-        </w:rPr>
-        <w:t>Ketua</w:t>
-      </w:r>
-      <w:r>
-        <w:rPr>
-          <w:spacing w:val="-3"/>
-          <w:u w:val="single"/>
-        </w:rPr>
-        <w:t xml:space="preserve"> </w:t>
-      </w:r>
-      <w:r>
-        <w:rPr>
-          <w:u w:val="single"/>
-        </w:rPr>
-        <w:t>beserta</w:t>
-      </w:r>
-      <w:r>
-        <w:rPr>
-          <w:spacing w:val="-3"/>
-          <w:u w:val="single"/>
-        </w:rPr>
-        <w:t xml:space="preserve"> </w:t>
-      </w:r>
-      <w:r>
-        <w:rPr>
-          <w:spacing w:val="-2"/>
-          <w:u w:val="single"/>
-        </w:rPr>
-        <w:t>gelar)</w:t>
+        <w:t>${KETUA_LPPM}</w:t>
       </w:r>
     </w:p>
     <w:p>
@@ -2716,58 +1453,7 @@
         <w:ind w:left="3225" w:right="2594" w:firstLine="19"/>
       </w:pPr>
       <w:r>
-        <w:rPr>
-          <w:u w:val="single"/>
-        </w:rPr>
-        <w:t>(Nama</w:t>
-      </w:r>
-      <w:r>
-        <w:rPr>
-          <w:spacing w:val="-13"/>
-          <w:u w:val="single"/>
-        </w:rPr>
-        <w:t xml:space="preserve"> </w:t>
-      </w:r>
-      <w:r>
-        <w:rPr>
-          <w:u w:val="single"/>
-        </w:rPr>
-        <w:t>Rektor</w:t>
-      </w:r>
-      <w:r>
-        <w:rPr>
-          <w:spacing w:val="-14"/>
-          <w:u w:val="single"/>
-        </w:rPr>
-        <w:t xml:space="preserve"> </w:t>
-      </w:r>
-      <w:r>
-        <w:rPr>
-          <w:u w:val="single"/>
-        </w:rPr>
-        <w:t>beserta</w:t>
-      </w:r>
-      <w:r>
-        <w:rPr>
-          <w:spacing w:val="-13"/>
-          <w:u w:val="single"/>
-        </w:rPr>
-        <w:t xml:space="preserve"> </w:t>
-      </w:r>
-      <w:r>
-        <w:rPr>
-          <w:u w:val="single"/>
-        </w:rPr>
-        <w:t>gelar)</w:t>
-      </w:r>
-      <w:r>
-        <w:t xml:space="preserve"> </w:t>
-      </w:r>
-      <w:r>
-        <w:rPr>
-          <w:spacing w:val="-4"/>
-        </w:rPr>
-        <w:t>NIP.</w:t>
+        <w:t>${REKTOR} NIP.</w:t>
       </w:r>
     </w:p>
     <w:p>
@@ -9855,114 +8541,9 @@
         </w:rPr>
       </w:pPr>
       <w:r>
-        <w:rPr>
-          <w:sz w:val="24"/>
-        </w:rPr>
-        <w:t>Nama</w:t>
-      </w:r>
-      <w:r>
-        <w:rPr>
-          <w:spacing w:val="1"/>
-          <w:sz w:val="24"/>
-        </w:rPr>
-        <w:t xml:space="preserve"> </w:t>
-      </w:r>
-      <w:r>
-        <w:rPr>
-          <w:sz w:val="24"/>
-        </w:rPr>
-        <w:t>Lengkap</w:t>
-      </w:r>
-      <w:r>
-        <w:rPr>
-          <w:spacing w:val="-2"/>
-          <w:sz w:val="24"/>
-        </w:rPr>
-        <w:t xml:space="preserve"> </w:t>
-      </w:r>
-      <w:r>
-        <w:rPr>
-          <w:sz w:val="24"/>
-        </w:rPr>
-        <w:t>dan</w:t>
-      </w:r>
-      <w:r>
-        <w:rPr>
-          <w:spacing w:val="-3"/>
-          <w:sz w:val="24"/>
-        </w:rPr>
-        <w:t xml:space="preserve"> </w:t>
-      </w:r>
-      <w:r>
-        <w:rPr>
-          <w:sz w:val="24"/>
-        </w:rPr>
-        <w:t>Gelar</w:t>
-      </w:r>
-      <w:r>
-        <w:rPr>
-          <w:sz w:val="24"/>
-          <w:lang w:val="id-ID"/>
-        </w:rPr>
+        <w:t>Nama Lengkap dan Gelar</w:t>
         <w:tab/>
-      </w:r>
-      <w:r>
-        <w:rPr>
-          <w:sz w:val="24"/>
-        </w:rPr>
-        <w:t>:</w:t>
-      </w:r>
-      <w:r>
-        <w:rPr>
-          <w:spacing w:val="-6"/>
-          <w:sz w:val="24"/>
-        </w:rPr>
-        <w:t xml:space="preserve"> </w:t>
-      </w:r>
-      <w:r>
-        <w:rPr>
-          <w:sz w:val="23"/>
-        </w:rPr>
-        <w:t>(Tulis nama</w:t>
-      </w:r>
-      <w:r>
-        <w:rPr>
-          <w:spacing w:val="1"/>
-          <w:sz w:val="23"/>
-        </w:rPr>
-        <w:t xml:space="preserve"> </w:t>
-      </w:r>
-      <w:r>
-        <w:rPr>
-          <w:sz w:val="23"/>
-        </w:rPr>
-        <w:t>dan</w:t>
-      </w:r>
-      <w:r>
-        <w:rPr>
-          <w:spacing w:val="-5"/>
-          <w:sz w:val="23"/>
-        </w:rPr>
-        <w:t xml:space="preserve"> </w:t>
-      </w:r>
-      <w:r>
-        <w:rPr>
-          <w:sz w:val="23"/>
-        </w:rPr>
-        <w:t>gelar</w:t>
-      </w:r>
-      <w:r>
-        <w:rPr>
-          <w:spacing w:val="-2"/>
-          <w:sz w:val="23"/>
-        </w:rPr>
-        <w:t xml:space="preserve"> </w:t>
-      </w:r>
-      <w:r>
-        <w:rPr>
-          <w:sz w:val="23"/>
-        </w:rPr>
-        <w:t>Pengusul)</w:t>
+        <w:t>: ${NAMA_KETUA}</w:t>
       </w:r>
     </w:p>
     <w:p>
@@ -9983,56 +8564,9 @@
         </w:rPr>
       </w:pPr>
       <w:r>
-        <w:rPr>
-          <w:sz w:val="24"/>
-        </w:rPr>
         <w:t>NIDN</w:t>
-      </w:r>
-      <w:r>
-        <w:rPr>
-          <w:sz w:val="24"/>
-        </w:rPr>
         <w:tab/>
-        <w:t>:</w:t>
-      </w:r>
-      <w:r>
-        <w:rPr>
-          <w:spacing w:val="-6"/>
-          <w:sz w:val="24"/>
-        </w:rPr>
-        <w:t xml:space="preserve"> </w:t>
-      </w:r>
-      <w:r>
-        <w:rPr>
-          <w:sz w:val="23"/>
-        </w:rPr>
-        <w:t>(Tulis</w:t>
-      </w:r>
-      <w:r>
-        <w:rPr>
-          <w:spacing w:val="1"/>
-          <w:sz w:val="23"/>
-        </w:rPr>
-        <w:t xml:space="preserve"> </w:t>
-      </w:r>
-      <w:r>
-        <w:rPr>
-          <w:sz w:val="23"/>
-        </w:rPr>
-        <w:t>NIDN</w:t>
-      </w:r>
-      <w:r>
-        <w:rPr>
-          <w:spacing w:val="-5"/>
-          <w:sz w:val="23"/>
-        </w:rPr>
-        <w:t xml:space="preserve"> </w:t>
-      </w:r>
-      <w:r>
-        <w:rPr>
-          <w:sz w:val="23"/>
-        </w:rPr>
-        <w:t>Pengusul)</w:t>
+        <w:t>: ${NIDN_KETUA}</w:t>
       </w:r>
     </w:p>
     <w:p>
@@ -10053,75 +8587,9 @@
         </w:rPr>
       </w:pPr>
       <w:r>
-        <w:rPr>
-          <w:sz w:val="24"/>
-        </w:rPr>
-        <w:t>Jabatan</w:t>
-      </w:r>
-      <w:r>
-        <w:rPr>
-          <w:spacing w:val="-3"/>
-          <w:sz w:val="24"/>
-        </w:rPr>
-        <w:t xml:space="preserve"> </w:t>
-      </w:r>
-      <w:r>
-        <w:rPr>
-          <w:sz w:val="24"/>
-        </w:rPr>
-        <w:t>Fungsional</w:t>
-      </w:r>
-      <w:r>
-        <w:rPr>
-          <w:sz w:val="24"/>
-        </w:rPr>
+        <w:t>Jabatan Fungsional</w:t>
         <w:tab/>
-        <w:t>:</w:t>
-      </w:r>
-      <w:r>
-        <w:rPr>
-          <w:spacing w:val="-6"/>
-          <w:sz w:val="24"/>
-        </w:rPr>
-        <w:t xml:space="preserve"> </w:t>
-      </w:r>
-      <w:r>
-        <w:rPr>
-          <w:sz w:val="23"/>
-        </w:rPr>
-        <w:t>(Tulis</w:t>
-      </w:r>
-      <w:r>
-        <w:rPr>
-          <w:spacing w:val="1"/>
-          <w:sz w:val="23"/>
-        </w:rPr>
-        <w:t xml:space="preserve"> </w:t>
-      </w:r>
-      <w:r>
-        <w:rPr>
-          <w:sz w:val="24"/>
-        </w:rPr>
-        <w:t>Jabatan</w:t>
-      </w:r>
-      <w:r>
-        <w:rPr>
-          <w:spacing w:val="-4"/>
-          <w:sz w:val="24"/>
-        </w:rPr>
-        <w:t xml:space="preserve"> </w:t>
-      </w:r>
-      <w:r>
-        <w:rPr>
-          <w:sz w:val="24"/>
-        </w:rPr>
-        <w:t xml:space="preserve">Fungsional </w:t>
-      </w:r>
-      <w:r>
-        <w:rPr>
-          <w:sz w:val="23"/>
-        </w:rPr>
-        <w:t>Pengusul)</w:t>
+        <w:t>: ${JABATAN_KETUA}</w:t>
       </w:r>
     </w:p>
     <w:p>
@@ -10142,82 +8610,9 @@
         </w:rPr>
       </w:pPr>
       <w:r>
-        <w:rPr>
-          <w:sz w:val="24"/>
-        </w:rPr>
-        <w:t>Program</w:t>
-      </w:r>
-      <w:r>
-        <w:rPr>
-          <w:spacing w:val="-2"/>
-          <w:sz w:val="24"/>
-        </w:rPr>
-        <w:t xml:space="preserve"> </w:t>
-      </w:r>
-      <w:r>
-        <w:rPr>
-          <w:sz w:val="24"/>
-        </w:rPr>
-        <w:t>Studi</w:t>
-      </w:r>
-      <w:r>
-        <w:rPr>
-          <w:sz w:val="24"/>
-        </w:rPr>
+        <w:t>Program Studi</w:t>
         <w:tab/>
-        <w:t>:</w:t>
-      </w:r>
-      <w:r>
-        <w:rPr>
-          <w:spacing w:val="-5"/>
-          <w:sz w:val="24"/>
-        </w:rPr>
-        <w:t xml:space="preserve"> </w:t>
-      </w:r>
-      <w:r>
-        <w:rPr>
-          <w:sz w:val="24"/>
-        </w:rPr>
-        <w:t>(Tulis</w:t>
-      </w:r>
-      <w:r>
-        <w:rPr>
-          <w:spacing w:val="-4"/>
-          <w:sz w:val="24"/>
-        </w:rPr>
-        <w:t xml:space="preserve"> </w:t>
-      </w:r>
-      <w:r>
-        <w:rPr>
-          <w:sz w:val="24"/>
-        </w:rPr>
-        <w:t>Program</w:t>
-      </w:r>
-      <w:r>
-        <w:rPr>
-          <w:spacing w:val="-3"/>
-          <w:sz w:val="24"/>
-        </w:rPr>
-        <w:t xml:space="preserve"> </w:t>
-      </w:r>
-      <w:r>
-        <w:rPr>
-          <w:sz w:val="24"/>
-        </w:rPr>
-        <w:t>Studi</w:t>
-      </w:r>
-      <w:r>
-        <w:rPr>
-          <w:spacing w:val="-2"/>
-          <w:sz w:val="24"/>
-        </w:rPr>
-        <w:t xml:space="preserve"> </w:t>
-      </w:r>
-      <w:r>
-        <w:rPr>
-          <w:sz w:val="24"/>
-        </w:rPr>
-        <w:t>Pengusul)</w:t>
+        <w:t>: ${PRODI_KETUA}</w:t>
       </w:r>
     </w:p>
     <w:p>
@@ -10238,69 +8633,9 @@
         </w:rPr>
       </w:pPr>
       <w:r>
-        <w:rPr>
-          <w:sz w:val="24"/>
-        </w:rPr>
-        <w:t>Perguruan</w:t>
-      </w:r>
-      <w:r>
-        <w:rPr>
-          <w:spacing w:val="-3"/>
-          <w:sz w:val="24"/>
-        </w:rPr>
-        <w:t xml:space="preserve"> </w:t>
-      </w:r>
-      <w:r>
-        <w:rPr>
-          <w:sz w:val="24"/>
-        </w:rPr>
-        <w:t>Tinggi</w:t>
-      </w:r>
-      <w:r>
-        <w:rPr>
-          <w:sz w:val="24"/>
-        </w:rPr>
+        <w:t>Perguruan Tinggi</w:t>
         <w:tab/>
-        <w:t>:</w:t>
-      </w:r>
-      <w:r>
-        <w:rPr>
-          <w:spacing w:val="-4"/>
-          <w:sz w:val="24"/>
-        </w:rPr>
-        <w:t xml:space="preserve"> </w:t>
-      </w:r>
-      <w:r>
-        <w:rPr>
-          <w:sz w:val="23"/>
-        </w:rPr>
-        <w:t>(Tulis</w:t>
-      </w:r>
-      <w:r>
-        <w:rPr>
-          <w:spacing w:val="2"/>
-          <w:sz w:val="23"/>
-        </w:rPr>
-        <w:t xml:space="preserve"> </w:t>
-      </w:r>
-      <w:r>
-        <w:rPr>
-          <w:sz w:val="23"/>
-        </w:rPr>
-        <w:t>institusi</w:t>
-      </w:r>
-      <w:r>
-        <w:rPr>
-          <w:spacing w:val="-4"/>
-          <w:sz w:val="23"/>
-        </w:rPr>
-        <w:t xml:space="preserve"> </w:t>
-      </w:r>
-      <w:r>
-        <w:rPr>
-          <w:sz w:val="23"/>
-        </w:rPr>
-        <w:t>UBSI/PSDKU)</w:t>
+        <w:t>: ${INSTITUSI}</w:t>
       </w:r>
     </w:p>
     <w:p>
@@ -10321,95 +8656,9 @@
         </w:rPr>
       </w:pPr>
       <w:r>
-        <w:rPr>
-          <w:sz w:val="24"/>
-        </w:rPr>
-        <w:t>Jangka</w:t>
-      </w:r>
-      <w:r>
-        <w:rPr>
-          <w:spacing w:val="-2"/>
-          <w:sz w:val="24"/>
-        </w:rPr>
-        <w:t xml:space="preserve"> </w:t>
-      </w:r>
-      <w:r>
-        <w:rPr>
-          <w:sz w:val="24"/>
-        </w:rPr>
-        <w:t>Waktu</w:t>
-      </w:r>
-      <w:r>
-        <w:rPr>
-          <w:spacing w:val="-2"/>
-          <w:sz w:val="24"/>
-        </w:rPr>
-        <w:t xml:space="preserve"> </w:t>
-      </w:r>
-      <w:r>
-        <w:rPr>
-          <w:sz w:val="24"/>
-        </w:rPr>
-        <w:t>Penelitian</w:t>
-      </w:r>
-      <w:r>
-        <w:rPr>
-          <w:sz w:val="24"/>
-        </w:rPr>
+        <w:t>Jangka Waktu Penelitian</w:t>
         <w:tab/>
-        <w:t>:</w:t>
-      </w:r>
-      <w:r>
-        <w:rPr>
-          <w:spacing w:val="55"/>
-          <w:sz w:val="24"/>
-        </w:rPr>
-        <w:t xml:space="preserve"> </w:t>
-      </w:r>
-      <w:r>
-        <w:rPr>
-          <w:sz w:val="24"/>
-        </w:rPr>
-        <w:t>(Tulis</w:t>
-      </w:r>
-      <w:r>
-        <w:rPr>
-          <w:spacing w:val="-3"/>
-          <w:sz w:val="24"/>
-        </w:rPr>
-        <w:t xml:space="preserve"> </w:t>
-      </w:r>
-      <w:r>
-        <w:rPr>
-          <w:sz w:val="24"/>
-        </w:rPr>
-        <w:t>jangka</w:t>
-      </w:r>
-      <w:r>
-        <w:rPr>
-          <w:spacing w:val="-1"/>
-          <w:sz w:val="24"/>
-        </w:rPr>
-        <w:t xml:space="preserve"> </w:t>
-      </w:r>
-      <w:r>
-        <w:rPr>
-          <w:sz w:val="24"/>
-        </w:rPr>
-        <w:t>waktu</w:t>
-      </w:r>
-      <w:r>
-        <w:rPr>
-          <w:spacing w:val="-1"/>
-          <w:sz w:val="24"/>
-        </w:rPr>
-        <w:t xml:space="preserve"> </w:t>
-      </w:r>
-      <w:r>
-        <w:rPr>
-          <w:sz w:val="24"/>
-        </w:rPr>
-        <w:t>penelitian)</w:t>
+        <w:t>: ${WAKTU_PENELITIAN}</w:t>
       </w:r>
     </w:p>
     <w:p>
@@ -11200,34 +9449,7 @@
         </w:rPr>
       </w:pPr>
       <w:r>
-        <w:rPr>
-          <w:sz w:val="24"/>
-          <w:szCs w:val="24"/>
-          <w:lang w:val="id-ID"/>
-        </w:rPr>
-        <w:t xml:space="preserve">                                                                                          </w:t>
-      </w:r>
-      <w:r>
-        <w:rPr>
-          <w:sz w:val="24"/>
-          <w:szCs w:val="24"/>
-        </w:rPr>
-        <w:t>(Nama</w:t>
-      </w:r>
-      <w:r>
-        <w:rPr>
-          <w:spacing w:val="-3"/>
-          <w:sz w:val="24"/>
-          <w:szCs w:val="24"/>
-        </w:rPr>
-        <w:t xml:space="preserve"> </w:t>
-      </w:r>
-      <w:r>
-        <w:rPr>
-          <w:sz w:val="24"/>
-          <w:szCs w:val="24"/>
-        </w:rPr>
-        <w:t>Pengusul)</w:t>
+        <w:t xml:space="preserve">                                                                                          ${NAMA_KETUA}</w:t>
       </w:r>
     </w:p>
     <w:p>

--- a/storage/app/templates/Template_Proposal.docx
+++ b/storage/app/templates/Template_Proposal.docx
@@ -184,27 +184,7 @@
         </w:rPr>
       </w:pPr>
       <w:r>
-        <w:rPr>
-          <w:b/>
-          <w:sz w:val="28"/>
-        </w:rPr>
-        <w:t>Judul</w:t>
-      </w:r>
-      <w:r>
-        <w:rPr>
-          <w:b/>
-          <w:spacing w:val="-4"/>
-          <w:sz w:val="28"/>
-        </w:rPr>
-        <w:t xml:space="preserve"> </w:t>
-      </w:r>
-      <w:r>
-        <w:rPr>
-          <w:b/>
-          <w:spacing w:val="-2"/>
-          <w:sz w:val="28"/>
-        </w:rPr>
-        <w:t>Penelitian</w:t>
+        <w:t>${JUDUL}</w:t>
       </w:r>
     </w:p>
     <w:p>
@@ -302,55 +282,7 @@
         <w:jc w:val="center"/>
       </w:pPr>
       <w:r>
-        <w:t>Nama</w:t>
-      </w:r>
-      <w:r>
-        <w:rPr>
-          <w:spacing w:val="-6"/>
-        </w:rPr>
-        <w:t xml:space="preserve"> </w:t>
-      </w:r>
-      <w:r>
-        <w:t>Pengusul,</w:t>
-      </w:r>
-      <w:r>
-        <w:rPr>
-          <w:spacing w:val="-3"/>
-        </w:rPr>
-        <w:t xml:space="preserve"> </w:t>
-      </w:r>
-      <w:r>
-        <w:t>lengkap</w:t>
-      </w:r>
-      <w:r>
-        <w:rPr>
-          <w:spacing w:val="-3"/>
-        </w:rPr>
-        <w:t xml:space="preserve"> </w:t>
-      </w:r>
-      <w:r>
-        <w:t>dengan</w:t>
-      </w:r>
-      <w:r>
-        <w:rPr>
-          <w:spacing w:val="-3"/>
-        </w:rPr>
-        <w:t xml:space="preserve"> </w:t>
-      </w:r>
-      <w:r>
-        <w:t>gelar</w:t>
-      </w:r>
-      <w:r>
-        <w:rPr>
-          <w:spacing w:val="-5"/>
-        </w:rPr>
-        <w:t xml:space="preserve"> </w:t>
-      </w:r>
-      <w:r>
-        <w:rPr>
-          <w:spacing w:val="-2"/>
-        </w:rPr>
-        <w:t>(NIDN)</w:t>
+        <w:t>${NAMA_KETUA}</w:t>
       </w:r>
     </w:p>
     <w:p>
@@ -424,22 +356,7 @@
         <w:jc w:val="center"/>
       </w:pPr>
       <w:r>
-        <w:rPr>
-          <w:spacing w:val="-2"/>
-        </w:rPr>
-        <w:t>Nama</w:t>
-      </w:r>
-      <w:r>
-        <w:rPr>
-          <w:spacing w:val="-9"/>
-        </w:rPr>
-        <w:t xml:space="preserve"> </w:t>
-      </w:r>
-      <w:r>
-        <w:rPr>
-          <w:spacing w:val="-2"/>
-        </w:rPr>
-        <w:t>Anggota</w:t>
+        <w:t>${NAMA_ANGGOTA}</w:t>
       </w:r>
     </w:p>
     <w:p>
@@ -2734,109 +2651,7 @@
         <w:jc w:val="both"/>
       </w:pPr>
       <w:r>
-        <w:t>Metode</w:t>
-      </w:r>
-      <w:r>
-        <w:rPr>
-          <w:spacing w:val="31"/>
-        </w:rPr>
-        <w:t xml:space="preserve"> </w:t>
-      </w:r>
-      <w:r>
-        <w:t>atau</w:t>
-      </w:r>
-      <w:r>
-        <w:rPr>
-          <w:spacing w:val="34"/>
-        </w:rPr>
-        <w:t xml:space="preserve"> </w:t>
-      </w:r>
-      <w:r>
-        <w:t>cara</w:t>
-      </w:r>
-      <w:r>
-        <w:rPr>
-          <w:spacing w:val="33"/>
-        </w:rPr>
-        <w:t xml:space="preserve"> </w:t>
-      </w:r>
-      <w:r>
-        <w:t>untuk</w:t>
-      </w:r>
-      <w:r>
-        <w:rPr>
-          <w:spacing w:val="37"/>
-        </w:rPr>
-        <w:t xml:space="preserve"> </w:t>
-      </w:r>
-      <w:r>
-        <w:t>mencapai</w:t>
-      </w:r>
-      <w:r>
-        <w:rPr>
-          <w:spacing w:val="35"/>
-        </w:rPr>
-        <w:t xml:space="preserve"> </w:t>
-      </w:r>
-      <w:r>
-        <w:t>tujuan</w:t>
-      </w:r>
-      <w:r>
-        <w:rPr>
-          <w:spacing w:val="33"/>
-        </w:rPr>
-        <w:t xml:space="preserve"> </w:t>
-      </w:r>
-      <w:r>
-        <w:t>yang</w:t>
-      </w:r>
-      <w:r>
-        <w:rPr>
-          <w:spacing w:val="34"/>
-        </w:rPr>
-        <w:t xml:space="preserve"> </w:t>
-      </w:r>
-      <w:r>
-        <w:t>telah</w:t>
-      </w:r>
-      <w:r>
-        <w:rPr>
-          <w:spacing w:val="34"/>
-        </w:rPr>
-        <w:t xml:space="preserve"> </w:t>
-      </w:r>
-      <w:r>
-        <w:t>ditetapkan</w:t>
-      </w:r>
-      <w:r>
-        <w:rPr>
-          <w:spacing w:val="34"/>
-        </w:rPr>
-        <w:t xml:space="preserve"> </w:t>
-      </w:r>
-      <w:r>
-        <w:t>ditulis</w:t>
-      </w:r>
-      <w:r>
-        <w:rPr>
-          <w:spacing w:val="34"/>
-        </w:rPr>
-        <w:t xml:space="preserve"> </w:t>
-      </w:r>
-      <w:r>
-        <w:t>tidak</w:t>
-      </w:r>
-      <w:r>
-        <w:rPr>
-          <w:spacing w:val="34"/>
-        </w:rPr>
-        <w:t xml:space="preserve"> </w:t>
-      </w:r>
-      <w:r>
-        <w:rPr>
-          <w:spacing w:val="-2"/>
-        </w:rPr>
-        <w:t>melebihi</w:t>
+        <w:t>${METODE}</w:t>
       </w:r>
     </w:p>
     <w:p>
@@ -5642,61 +5457,39 @@
             <w:tcW w:w="562" w:type="dxa"/>
           </w:tcPr>
           <w:p>
-            <w:pPr>
-              <w:pStyle w:val="TableParagraph"/>
-              <w:spacing w:line="275" w:lineRule="exact"/>
-              <w:ind w:left="9"/>
-              <w:jc w:val="center"/>
-              <w:rPr>
-                <w:sz w:val="24"/>
-              </w:rPr>
-            </w:pPr>
-            <w:r>
-              <w:rPr>
-                <w:spacing w:val="-10"/>
-                <w:sz w:val="24"/>
-              </w:rPr>
+            <w:r>
+              <w:t>${B_NO}</w:t>
+            </w:r>
+          </w:p>
+        </w:tc>
+        <w:tc>
+          <w:tcPr>
+            <w:tcW w:w="2835" w:type="dxa"/>
+          </w:tcPr>
+          <w:p>
+            <w:r>
+              <w:t>${B_ITEM}</w:t>
+            </w:r>
+          </w:p>
+        </w:tc>
+        <w:tc>
+          <w:tcPr>
+            <w:tcW w:w="1700" w:type="dxa"/>
+          </w:tcPr>
+          <w:p>
+            <w:r>
               <w:t>1</w:t>
             </w:r>
           </w:p>
         </w:tc>
         <w:tc>
           <w:tcPr>
-            <w:tcW w:w="2835" w:type="dxa"/>
-          </w:tcPr>
-          <w:p>
-            <w:pPr>
-              <w:pStyle w:val="TableParagraph"/>
-              <w:rPr>
-                <w:sz w:val="24"/>
-              </w:rPr>
-            </w:pPr>
-          </w:p>
-        </w:tc>
-        <w:tc>
-          <w:tcPr>
             <w:tcW w:w="1700" w:type="dxa"/>
           </w:tcPr>
           <w:p>
-            <w:pPr>
-              <w:pStyle w:val="TableParagraph"/>
-              <w:rPr>
-                <w:sz w:val="24"/>
-              </w:rPr>
-            </w:pPr>
-          </w:p>
-        </w:tc>
-        <w:tc>
-          <w:tcPr>
-            <w:tcW w:w="1700" w:type="dxa"/>
-          </w:tcPr>
-          <w:p>
-            <w:pPr>
-              <w:pStyle w:val="TableParagraph"/>
-              <w:rPr>
-                <w:sz w:val="24"/>
-              </w:rPr>
-            </w:pPr>
+            <w:r>
+              <w:t>${B_HARGA}</w:t>
+            </w:r>
           </w:p>
         </w:tc>
         <w:tc>
@@ -5704,12 +5497,9 @@
             <w:tcW w:w="1699" w:type="dxa"/>
           </w:tcPr>
           <w:p>
-            <w:pPr>
-              <w:pStyle w:val="TableParagraph"/>
-              <w:rPr>
-                <w:sz w:val="24"/>
-              </w:rPr>
-            </w:pPr>
+            <w:r>
+              <w:t>${B_TOTAL}</w:t>
+            </w:r>
           </w:p>
         </w:tc>
       </w:tr>
@@ -6741,12 +6531,9 @@
             <w:tcW w:w="1699" w:type="dxa"/>
           </w:tcPr>
           <w:p>
-            <w:pPr>
-              <w:pStyle w:val="TableParagraph"/>
-              <w:rPr>
-                <w:sz w:val="24"/>
-              </w:rPr>
-            </w:pPr>
+            <w:r>
+              <w:t>${B_GRAND}</w:t>
+            </w:r>
           </w:p>
         </w:tc>
       </w:tr>
@@ -6997,20 +6784,8 @@
             <w:shd w:val="clear" w:color="auto" w:fill="ACB8C9"/>
           </w:tcPr>
           <w:p>
-            <w:pPr>
-              <w:pStyle w:val="TableParagraph"/>
-              <w:spacing w:before="231"/>
-              <w:ind w:left="131"/>
-              <w:rPr>
-                <w:sz w:val="24"/>
-              </w:rPr>
-            </w:pPr>
-            <w:r>
-              <w:rPr>
-                <w:spacing w:val="-5"/>
-                <w:sz w:val="24"/>
-              </w:rPr>
-              <w:t>No</w:t>
+            <w:r>
+              <w:t>${J_NO}</w:t>
             </w:r>
           </w:p>
         </w:tc>
@@ -7021,26 +6796,8 @@
             <w:shd w:val="clear" w:color="auto" w:fill="ACB8C9"/>
           </w:tcPr>
           <w:p>
-            <w:pPr>
-              <w:pStyle w:val="TableParagraph"/>
-              <w:spacing w:before="231"/>
-              <w:ind w:left="594"/>
-              <w:rPr>
-                <w:sz w:val="24"/>
-              </w:rPr>
-            </w:pPr>
-            <w:r>
-              <w:rPr>
-                <w:sz w:val="24"/>
-              </w:rPr>
-              <w:t>Nama</w:t>
-            </w:r>
-            <w:r>
-              <w:rPr>
-                <w:spacing w:val="-2"/>
-                <w:sz w:val="24"/>
-              </w:rPr>
-              <w:t xml:space="preserve"> Kegiatan</w:t>
+            <w:r>
+              <w:t>${J_KEGIATAN}</w:t>
             </w:r>
           </w:p>
         </w:tc>
@@ -7116,21 +6873,8 @@
             <w:shd w:val="clear" w:color="auto" w:fill="ACB8C9"/>
           </w:tcPr>
           <w:p>
-            <w:pPr>
-              <w:pStyle w:val="TableParagraph"/>
-              <w:spacing w:line="275" w:lineRule="exact"/>
-              <w:ind w:left="10" w:right="1"/>
-              <w:jc w:val="center"/>
-              <w:rPr>
-                <w:sz w:val="24"/>
-              </w:rPr>
-            </w:pPr>
-            <w:r>
-              <w:rPr>
-                <w:spacing w:val="-10"/>
-                <w:sz w:val="24"/>
-              </w:rPr>
-              <w:t>1</w:t>
+            <w:r>
+              <w:t>v</w:t>
             </w:r>
           </w:p>
         </w:tc>
@@ -7140,21 +6884,8 @@
             <w:shd w:val="clear" w:color="auto" w:fill="ACB8C9"/>
           </w:tcPr>
           <w:p>
-            <w:pPr>
-              <w:pStyle w:val="TableParagraph"/>
-              <w:spacing w:line="275" w:lineRule="exact"/>
-              <w:ind w:left="12"/>
-              <w:jc w:val="center"/>
-              <w:rPr>
-                <w:sz w:val="24"/>
-              </w:rPr>
-            </w:pPr>
-            <w:r>
-              <w:rPr>
-                <w:spacing w:val="-10"/>
-                <w:sz w:val="24"/>
-              </w:rPr>
-              <w:t>2</w:t>
+            <w:r>
+              <w:t>v</w:t>
             </w:r>
           </w:p>
         </w:tc>
@@ -7164,21 +6895,8 @@
             <w:shd w:val="clear" w:color="auto" w:fill="ACB8C9"/>
           </w:tcPr>
           <w:p>
-            <w:pPr>
-              <w:pStyle w:val="TableParagraph"/>
-              <w:spacing w:line="275" w:lineRule="exact"/>
-              <w:ind w:left="10"/>
-              <w:jc w:val="center"/>
-              <w:rPr>
-                <w:sz w:val="24"/>
-              </w:rPr>
-            </w:pPr>
-            <w:r>
-              <w:rPr>
-                <w:spacing w:val="-10"/>
-                <w:sz w:val="24"/>
-              </w:rPr>
-              <w:t>3</w:t>
+            <w:r>
+              <w:t>v</w:t>
             </w:r>
           </w:p>
         </w:tc>
@@ -7188,21 +6906,8 @@
             <w:shd w:val="clear" w:color="auto" w:fill="ACB8C9"/>
           </w:tcPr>
           <w:p>
-            <w:pPr>
-              <w:pStyle w:val="TableParagraph"/>
-              <w:spacing w:line="275" w:lineRule="exact"/>
-              <w:ind w:left="12"/>
-              <w:jc w:val="center"/>
-              <w:rPr>
-                <w:sz w:val="24"/>
-              </w:rPr>
-            </w:pPr>
-            <w:r>
-              <w:rPr>
-                <w:spacing w:val="-10"/>
-                <w:sz w:val="24"/>
-              </w:rPr>
-              <w:t>4</w:t>
+            <w:r>
+              <w:t>v</w:t>
             </w:r>
           </w:p>
         </w:tc>
@@ -7212,21 +6917,8 @@
             <w:shd w:val="clear" w:color="auto" w:fill="ACB8C9"/>
           </w:tcPr>
           <w:p>
-            <w:pPr>
-              <w:pStyle w:val="TableParagraph"/>
-              <w:spacing w:line="275" w:lineRule="exact"/>
-              <w:ind w:left="9"/>
-              <w:jc w:val="center"/>
-              <w:rPr>
-                <w:sz w:val="24"/>
-              </w:rPr>
-            </w:pPr>
-            <w:r>
-              <w:rPr>
-                <w:spacing w:val="-10"/>
-                <w:sz w:val="24"/>
-              </w:rPr>
-              <w:t>5</w:t>
+            <w:r>
+              <w:t>v</w:t>
             </w:r>
           </w:p>
         </w:tc>
@@ -7236,21 +6928,8 @@
             <w:shd w:val="clear" w:color="auto" w:fill="ACB8C9"/>
           </w:tcPr>
           <w:p>
-            <w:pPr>
-              <w:pStyle w:val="TableParagraph"/>
-              <w:spacing w:line="275" w:lineRule="exact"/>
-              <w:ind w:left="12" w:right="1"/>
-              <w:jc w:val="center"/>
-              <w:rPr>
-                <w:sz w:val="24"/>
-              </w:rPr>
-            </w:pPr>
-            <w:r>
-              <w:rPr>
-                <w:spacing w:val="-10"/>
-                <w:sz w:val="24"/>
-              </w:rPr>
-              <w:t>6</w:t>
+            <w:r>
+              <w:t>v</w:t>
             </w:r>
           </w:p>
         </w:tc>
@@ -7260,21 +6939,8 @@
             <w:shd w:val="clear" w:color="auto" w:fill="ACB8C9"/>
           </w:tcPr>
           <w:p>
-            <w:pPr>
-              <w:pStyle w:val="TableParagraph"/>
-              <w:spacing w:line="275" w:lineRule="exact"/>
-              <w:ind w:left="10" w:right="1"/>
-              <w:jc w:val="center"/>
-              <w:rPr>
-                <w:sz w:val="24"/>
-              </w:rPr>
-            </w:pPr>
-            <w:r>
-              <w:rPr>
-                <w:spacing w:val="-10"/>
-                <w:sz w:val="24"/>
-              </w:rPr>
-              <w:t>7</w:t>
+            <w:r>
+              <w:t>v</w:t>
             </w:r>
           </w:p>
         </w:tc>
@@ -7284,21 +6950,8 @@
             <w:shd w:val="clear" w:color="auto" w:fill="ACB8C9"/>
           </w:tcPr>
           <w:p>
-            <w:pPr>
-              <w:pStyle w:val="TableParagraph"/>
-              <w:spacing w:line="275" w:lineRule="exact"/>
-              <w:ind w:left="7"/>
-              <w:jc w:val="center"/>
-              <w:rPr>
-                <w:sz w:val="24"/>
-              </w:rPr>
-            </w:pPr>
-            <w:r>
-              <w:rPr>
-                <w:spacing w:val="-10"/>
-                <w:sz w:val="24"/>
-              </w:rPr>
-              <w:t>8</w:t>
+            <w:r>
+              <w:t>v</w:t>
             </w:r>
           </w:p>
         </w:tc>
@@ -7878,97 +7531,7 @@
         <w:jc w:val="both"/>
       </w:pPr>
       <w:r>
-        <w:t>Pada bab luaran dan target capaian, peneliti wajib mengisi luaran wajib dan tambahan, tahun</w:t>
-      </w:r>
-      <w:r>
-        <w:rPr>
-          <w:spacing w:val="-9"/>
-        </w:rPr>
-        <w:t xml:space="preserve"> </w:t>
-      </w:r>
-      <w:r>
-        <w:t>capaian,</w:t>
-      </w:r>
-      <w:r>
-        <w:rPr>
-          <w:spacing w:val="-9"/>
-        </w:rPr>
-        <w:t xml:space="preserve"> </w:t>
-      </w:r>
-      <w:r>
-        <w:t>dan</w:t>
-      </w:r>
-      <w:r>
-        <w:rPr>
-          <w:spacing w:val="-8"/>
-        </w:rPr>
-        <w:t xml:space="preserve"> </w:t>
-      </w:r>
-      <w:r>
-        <w:t>status</w:t>
-      </w:r>
-      <w:r>
-        <w:rPr>
-          <w:spacing w:val="-6"/>
-        </w:rPr>
-        <w:t xml:space="preserve"> </w:t>
-      </w:r>
-      <w:r>
-        <w:t>pencapaiannya.</w:t>
-      </w:r>
-      <w:r>
-        <w:rPr>
-          <w:spacing w:val="-7"/>
-        </w:rPr>
-        <w:t xml:space="preserve"> </w:t>
-      </w:r>
-      <w:r>
-        <w:t>Luaran</w:t>
-      </w:r>
-      <w:r>
-        <w:rPr>
-          <w:spacing w:val="-8"/>
-        </w:rPr>
-        <w:t xml:space="preserve"> </w:t>
-      </w:r>
-      <w:r>
-        <w:t>publikasi</w:t>
-      </w:r>
-      <w:r>
-        <w:rPr>
-          <w:spacing w:val="-8"/>
-        </w:rPr>
-        <w:t xml:space="preserve"> </w:t>
-      </w:r>
-      <w:r>
-        <w:t>penelitian</w:t>
-      </w:r>
-      <w:r>
-        <w:rPr>
-          <w:spacing w:val="-8"/>
-        </w:rPr>
-        <w:t xml:space="preserve"> </w:t>
-      </w:r>
-      <w:r>
-        <w:t>yang</w:t>
-      </w:r>
-      <w:r>
-        <w:rPr>
-          <w:spacing w:val="-7"/>
-        </w:rPr>
-        <w:t xml:space="preserve"> </w:t>
-      </w:r>
-      <w:r>
-        <w:t>berupa</w:t>
-      </w:r>
-      <w:r>
-        <w:rPr>
-          <w:spacing w:val="-8"/>
-        </w:rPr>
-        <w:t xml:space="preserve"> </w:t>
-      </w:r>
-      <w:r>
-        <w:t>artikel diwajibkan menyebutkan nama jurnal yang dituju dan untuk luaran berupa buku harus mencantumkan nama penerbit yang dituju, dan media elektronik resmi.</w:t>
+        <w:t>${LUARAN}</w:t>
       </w:r>
     </w:p>
     <w:p>
@@ -8043,20 +7606,7 @@
         <w:jc w:val="both"/>
       </w:pPr>
       <w:r>
-        <w:t>Sitasi disusun dan ditulis berdas</w:t>
-      </w:r>
-      <w:r>
-        <w:t xml:space="preserve">arkan sistem nomor sesuai dengan urutan pengutipan, mengikuti format </w:t>
-      </w:r>
-      <w:r>
-        <w:rPr>
-          <w:b/>
-          <w:i/>
-        </w:rPr>
-        <w:t>Vancouver style</w:t>
-      </w:r>
-      <w:r>
-        <w:t>. Hanya Pustaka yang disitasi pada usulan penelitian yang dicantumkan dalam Daftar Pustaka.</w:t>
+        <w:t>${PUSTAKA}</w:t>
       </w:r>
     </w:p>
     <w:p>
